--- a/assets/5_Protocolo_Brechas_Seguridad_72h_Ley_21719.docx
+++ b/assets/5_Protocolo_Brechas_Seguridad_72h_Ley_21719.docx
@@ -4,7 +4,8 @@
   <w:body>
     <w:p>
       <w:pPr>
-        <w:spacing w:after="280"/>
+        <w:spacing w:after="200" w:before="0"/>
+        <w:jc w:val="left"/>
       </w:pPr>
       <w:r>
         <w:rPr>
@@ -27,6 +28,7 @@
     </w:p>
     <w:p>
       <w:pPr>
+        <w:keepNext/>
         <w:spacing w:after="80"/>
         <w:jc w:val="center"/>
       </w:pPr>
@@ -35,14 +37,15 @@
           <w:rFonts w:ascii="Calibri" w:hAnsi="Calibri"/>
           <w:b/>
           <w:color w:val="0F172A"/>
-          <w:sz w:val="27"/>
+          <w:sz w:val="26"/>
         </w:rPr>
         <w:t>PROTOCOLO OPERATIVO DE GESTIÓN Y NOTIFICACIÓN DE BRECHAS DE SEGURIDAD</w:t>
       </w:r>
     </w:p>
     <w:p>
       <w:pPr>
-        <w:spacing w:after="320"/>
+        <w:keepNext/>
+        <w:spacing w:after="240"/>
         <w:jc w:val="center"/>
       </w:pPr>
       <w:r>
@@ -50,48 +53,53 @@
           <w:rFonts w:ascii="Calibri" w:hAnsi="Calibri"/>
           <w:i/>
           <w:color w:val="475569"/>
-          <w:sz w:val="19"/>
+          <w:sz w:val="18"/>
         </w:rPr>
         <w:t>(Conforme al Artículo 14 sexies de la Ley N° 19.628 reformada por Ley N° 21.719 - Estándar Operativo 72 Horas)</w:t>
       </w:r>
     </w:p>
     <w:p>
       <w:pPr>
-        <w:spacing w:before="240" w:after="80"/>
+        <w:keepNext/>
+        <w:spacing w:before="200" w:after="60"/>
+        <w:jc w:val="left"/>
       </w:pPr>
       <w:r>
         <w:rPr>
           <w:rFonts w:ascii="Calibri" w:hAnsi="Calibri"/>
           <w:b/>
           <w:color w:val="0284C7"/>
-          <w:sz w:val="22"/>
+          <w:sz w:val="21"/>
         </w:rPr>
         <w:t>1. OBJETIVO</w:t>
       </w:r>
     </w:p>
     <w:p>
       <w:pPr>
-        <w:spacing w:after="120" w:line="276" w:lineRule="auto"/>
+        <w:spacing w:after="100" w:line="276" w:lineRule="auto"/>
+        <w:jc w:val="left"/>
       </w:pPr>
       <w:r>
         <w:rPr>
           <w:rFonts w:ascii="Calibri" w:hAnsi="Calibri"/>
           <w:color w:val="1E293B"/>
-          <w:sz w:val="20"/>
+          <w:sz w:val="19"/>
         </w:rPr>
         <w:t>Establecer las directrices de acción inmediata ante cualquier violación de seguridad, filtración, robo, pérdida, acceso no autorizado o alteración de datos personales custodiados por [NOMBRE DE LA EMPRESA] (RUT [RUT EMPRESA]), garantizando la contención del daño y el cumplimiento de la obligación legal de notificar a la Agencia de Protección de Datos Personales a la mayor brevedad posible y sin dilaciones indebidas (Art. 14 sexies), adoptando como estándar operativo interno y mejor práctica internacional recomendada un plazo máximo de 72 horas desde la detección del incidente.</w:t>
       </w:r>
     </w:p>
     <w:p>
       <w:pPr>
-        <w:spacing w:before="240" w:after="80"/>
+        <w:keepNext/>
+        <w:spacing w:before="200" w:after="60"/>
+        <w:jc w:val="left"/>
       </w:pPr>
       <w:r>
         <w:rPr>
           <w:rFonts w:ascii="Calibri" w:hAnsi="Calibri"/>
           <w:b/>
           <w:color w:val="0284C7"/>
-          <w:sz w:val="22"/>
+          <w:sz w:val="21"/>
         </w:rPr>
         <w:t>2. CLASIFICACIÓN DE INCIDENTES DE SEGURIDAD</w:t>
       </w:r>
@@ -99,14 +107,15 @@
     <w:p>
       <w:pPr>
         <w:pStyle w:val="ListBullet"/>
-        <w:spacing w:after="80" w:line="276" w:lineRule="auto"/>
+        <w:spacing w:after="60" w:line="276" w:lineRule="auto"/>
+        <w:jc w:val="left"/>
       </w:pPr>
       <w:r>
         <w:rPr>
           <w:rFonts w:ascii="Calibri" w:hAnsi="Calibri"/>
           <w:b/>
           <w:color w:val="0F172A"/>
-          <w:sz w:val="20"/>
+          <w:sz w:val="19"/>
         </w:rPr>
         <w:t xml:space="preserve">Acceso Ilícito / Ciberataque: </w:t>
       </w:r>
@@ -114,7 +123,7 @@
         <w:rPr>
           <w:rFonts w:ascii="Calibri" w:hAnsi="Calibri"/>
           <w:color w:val="1E293B"/>
-          <w:sz w:val="20"/>
+          <w:sz w:val="19"/>
         </w:rPr>
         <w:t>Infección por Ransomware, phishing exitoso con acceso a bases de datos o cuentas de correo corporativas.</w:t>
       </w:r>
@@ -122,14 +131,15 @@
     <w:p>
       <w:pPr>
         <w:pStyle w:val="ListBullet"/>
-        <w:spacing w:after="80" w:line="276" w:lineRule="auto"/>
+        <w:spacing w:after="60" w:line="276" w:lineRule="auto"/>
+        <w:jc w:val="left"/>
       </w:pPr>
       <w:r>
         <w:rPr>
           <w:rFonts w:ascii="Calibri" w:hAnsi="Calibri"/>
           <w:b/>
           <w:color w:val="0F172A"/>
-          <w:sz w:val="20"/>
+          <w:sz w:val="19"/>
         </w:rPr>
         <w:t xml:space="preserve">Pérdida o Robo de Dispositivos: </w:t>
       </w:r>
@@ -137,7 +147,7 @@
         <w:rPr>
           <w:rFonts w:ascii="Calibri" w:hAnsi="Calibri"/>
           <w:color w:val="1E293B"/>
-          <w:sz w:val="20"/>
+          <w:sz w:val="19"/>
         </w:rPr>
         <w:t>Extravío de notebooks, teléfonos móviles o discos duros con información de clientes o nóminas no encriptadas.</w:t>
       </w:r>
@@ -145,14 +155,15 @@
     <w:p>
       <w:pPr>
         <w:pStyle w:val="ListBullet"/>
-        <w:spacing w:after="80" w:line="276" w:lineRule="auto"/>
+        <w:spacing w:after="60" w:line="276" w:lineRule="auto"/>
+        <w:jc w:val="left"/>
       </w:pPr>
       <w:r>
         <w:rPr>
           <w:rFonts w:ascii="Calibri" w:hAnsi="Calibri"/>
           <w:b/>
           <w:color w:val="0F172A"/>
-          <w:sz w:val="20"/>
+          <w:sz w:val="19"/>
         </w:rPr>
         <w:t xml:space="preserve">Error Humano Operativo: </w:t>
       </w:r>
@@ -160,35 +171,38 @@
         <w:rPr>
           <w:rFonts w:ascii="Calibri" w:hAnsi="Calibri"/>
           <w:color w:val="1E293B"/>
-          <w:sz w:val="20"/>
+          <w:sz w:val="19"/>
         </w:rPr>
         <w:t>Envío masivo de correos con datos personales sin copia oculta (BCC), o publicación accidental de archivos confidenciales.</w:t>
       </w:r>
     </w:p>
     <w:p>
       <w:pPr>
-        <w:spacing w:before="240" w:after="80"/>
+        <w:keepNext/>
+        <w:spacing w:before="200" w:after="60"/>
+        <w:jc w:val="left"/>
       </w:pPr>
       <w:r>
         <w:rPr>
           <w:rFonts w:ascii="Calibri" w:hAnsi="Calibri"/>
           <w:b/>
           <w:color w:val="0284C7"/>
-          <w:sz w:val="22"/>
+          <w:sz w:val="21"/>
         </w:rPr>
         <w:t>3. PROTOCOLO DE RESPUESTA EN 4 FASES</w:t>
       </w:r>
     </w:p>
     <w:p>
       <w:pPr>
-        <w:spacing w:after="120" w:line="276" w:lineRule="auto"/>
+        <w:spacing w:after="100" w:line="276" w:lineRule="auto"/>
+        <w:jc w:val="left"/>
       </w:pPr>
       <w:r>
         <w:rPr>
           <w:rFonts w:ascii="Calibri" w:hAnsi="Calibri"/>
           <w:b/>
           <w:color w:val="0F172A"/>
-          <w:sz w:val="20"/>
+          <w:sz w:val="19"/>
         </w:rPr>
         <w:t xml:space="preserve">FASE 1: Detección y Contención (Horas 0 a 12): </w:t>
       </w:r>
@@ -196,21 +210,22 @@
         <w:rPr>
           <w:rFonts w:ascii="Calibri" w:hAnsi="Calibri"/>
           <w:color w:val="1E293B"/>
-          <w:sz w:val="20"/>
+          <w:sz w:val="19"/>
         </w:rPr>
         <w:t>Desconectar inmediatamente de la red los equipos comprometidos, cambiar contraseñas de accesos administrativos, revocar tokens de sesión y aislar el servidor afectado.</w:t>
       </w:r>
     </w:p>
     <w:p>
       <w:pPr>
-        <w:spacing w:after="120" w:line="276" w:lineRule="auto"/>
+        <w:spacing w:after="100" w:line="276" w:lineRule="auto"/>
+        <w:jc w:val="left"/>
       </w:pPr>
       <w:r>
         <w:rPr>
           <w:rFonts w:ascii="Calibri" w:hAnsi="Calibri"/>
           <w:b/>
           <w:color w:val="0F172A"/>
-          <w:sz w:val="20"/>
+          <w:sz w:val="19"/>
         </w:rPr>
         <w:t xml:space="preserve">FASE 2: Evaluación Forense y del Impacto (Horas 12 a 36): </w:t>
       </w:r>
@@ -218,21 +233,22 @@
         <w:rPr>
           <w:rFonts w:ascii="Calibri" w:hAnsi="Calibri"/>
           <w:color w:val="1E293B"/>
-          <w:sz w:val="20"/>
+          <w:sz w:val="19"/>
         </w:rPr>
         <w:t>Determinar qué categorías de datos fueron expuestas (datos comunes vs. datos sensibles de salud/biometría) y estimar el número aproximado de titulares afectados.</w:t>
       </w:r>
     </w:p>
     <w:p>
       <w:pPr>
-        <w:spacing w:after="120" w:line="276" w:lineRule="auto"/>
+        <w:spacing w:after="100" w:line="276" w:lineRule="auto"/>
+        <w:jc w:val="left"/>
       </w:pPr>
       <w:r>
         <w:rPr>
           <w:rFonts w:ascii="Calibri" w:hAnsi="Calibri"/>
           <w:b/>
           <w:color w:val="0F172A"/>
-          <w:sz w:val="20"/>
+          <w:sz w:val="19"/>
         </w:rPr>
         <w:t xml:space="preserve">FASE 3: Notificación Formal a la Agencia (Horas 36 a 72): </w:t>
       </w:r>
@@ -240,21 +256,22 @@
         <w:rPr>
           <w:rFonts w:ascii="Calibri" w:hAnsi="Calibri"/>
           <w:color w:val="1E293B"/>
-          <w:sz w:val="20"/>
+          <w:sz w:val="19"/>
         </w:rPr>
         <w:t>Si la brecha entraña un riesgo para los derechos de los titulares, remitir el reporte oficial a la Agencia de Protección de Datos Personales sin dilación indebida, estableciendo como meta de cumplimiento operativo interno no superar las 72 horas desde que se tuvo conocimiento confirmado del incidente.</w:t>
       </w:r>
     </w:p>
     <w:p>
       <w:pPr>
-        <w:spacing w:after="120" w:line="276" w:lineRule="auto"/>
+        <w:spacing w:after="100" w:line="276" w:lineRule="auto"/>
+        <w:jc w:val="left"/>
       </w:pPr>
       <w:r>
         <w:rPr>
           <w:rFonts w:ascii="Calibri" w:hAnsi="Calibri"/>
           <w:b/>
           <w:color w:val="0F172A"/>
-          <w:sz w:val="20"/>
+          <w:sz w:val="19"/>
         </w:rPr>
         <w:t xml:space="preserve">FASE 4: Notificación a Titulares y Mitigación (Posterior a 72 Horas): </w:t>
       </w:r>
@@ -262,60 +279,110 @@
         <w:rPr>
           <w:rFonts w:ascii="Calibri" w:hAnsi="Calibri"/>
           <w:color w:val="1E293B"/>
-          <w:sz w:val="20"/>
+          <w:sz w:val="19"/>
         </w:rPr>
         <w:t>Si el riesgo es de gravedad, comunicar directamente a los afectados las medidas que deben tomar (ej. cambio de claves bancarias) y registrar el incidente en la Bitácora Histórica del RAT.</w:t>
       </w:r>
     </w:p>
     <w:p>
+      <w:r>
+        <w:br w:type="page"/>
+      </w:r>
+    </w:p>
+    <w:p>
       <w:pPr>
-        <w:spacing w:before="240" w:after="80"/>
+        <w:spacing w:after="200" w:before="0"/>
+        <w:jc w:val="left"/>
       </w:pPr>
       <w:r>
         <w:rPr>
           <w:rFonts w:ascii="Calibri" w:hAnsi="Calibri"/>
           <w:b/>
           <w:color w:val="0284C7"/>
-          <w:sz w:val="22"/>
+          <w:sz w:val="17"/>
+        </w:rPr>
+        <w:t>CÁLCULO LABORAL CHILE  |  PLATAFORMA LEGALTECH</w:t>
+        <w:br/>
+      </w:r>
+      <w:r>
+        <w:rPr>
+          <w:rFonts w:ascii="Calibri" w:hAnsi="Calibri"/>
+          <w:color w:val="64748B"/>
+          <w:sz w:val="17"/>
+        </w:rPr>
+        <w:t>Kit Ley N° 21.719 de Protección de Datos Personales  •  Documento 5 Oficial  •  Anexo: Formulario de Notificación APDP</w:t>
+      </w:r>
+    </w:p>
+    <w:p>
+      <w:pPr>
+        <w:keepNext/>
+        <w:spacing w:before="200" w:after="60"/>
+        <w:jc w:val="left"/>
+      </w:pPr>
+      <w:r>
+        <w:rPr>
+          <w:rFonts w:ascii="Calibri" w:hAnsi="Calibri"/>
+          <w:b/>
+          <w:color w:val="0284C7"/>
+          <w:sz w:val="21"/>
         </w:rPr>
         <w:t>ANEXO: FORMULARIO OFICIAL DE REPORTE DE BRECHA A LA AGENCIA (72 HORAS)</w:t>
+      </w:r>
+    </w:p>
+    <w:p>
+      <w:pPr>
+        <w:spacing w:after="100" w:line="276" w:lineRule="auto"/>
+        <w:jc w:val="left"/>
+      </w:pPr>
+      <w:r>
+        <w:rPr>
+          <w:rFonts w:ascii="Calibri" w:hAnsi="Calibri"/>
+          <w:color w:val="1E293B"/>
+          <w:sz w:val="19"/>
+        </w:rPr>
+        <w:t>Complete el siguiente formulario y remítalo a los canales oficiales de la Agencia de Protección de Datos Personales en caso de un incidente calificado:</w:t>
       </w:r>
     </w:p>
     <w:tbl>
       <w:tblPr>
         <w:tblW w:type="auto" w:w="0"/>
         <w:jc w:val="center"/>
+        <w:tblLayout w:type="fixed"/>
         <w:tblLook w:firstColumn="1" w:firstRow="1" w:lastColumn="0" w:lastRow="0" w:noHBand="0" w:noVBand="1" w:val="04A0"/>
       </w:tblPr>
       <w:tblGrid>
-        <w:gridCol w:w="9029"/>
+        <w:gridCol w:w="9360"/>
       </w:tblGrid>
       <w:tr>
+        <w:trPr>
+          <w:cantSplit/>
+        </w:trPr>
         <w:tc>
           <w:tcPr>
-            <w:tcW w:type="dxa" w:w="9029"/>
+            <w:tcW w:type="dxa" w:w="9461"/>
             <w:shd w:fill="F8FAFC"/>
             <w:tcMar>
-              <w:top w:w="120" w:type="dxa"/>
-              <w:bottom w:w="120" w:type="dxa"/>
-              <w:left w:w="140" w:type="dxa"/>
-              <w:right w:w="140" w:type="dxa"/>
+              <w:top w:w="100" w:type="dxa"/>
+              <w:bottom w:w="100" w:type="dxa"/>
+              <w:left w:w="130" w:type="dxa"/>
+              <w:right w:w="130" w:type="dxa"/>
             </w:tcMar>
           </w:tcPr>
           <w:p>
             <w:pPr>
-              <w:spacing w:after="80" w:line="288" w:lineRule="auto"/>
+              <w:spacing w:after="40" w:line="276" w:lineRule="auto"/>
+              <w:jc w:val="left"/>
             </w:pPr>
             <w:r>
               <w:rPr>
                 <w:b/>
-                <w:sz w:val="19"/>
+                <w:sz w:val="18"/>
               </w:rPr>
               <w:t xml:space="preserve">A: </w:t>
             </w:r>
             <w:r>
               <w:rPr>
-                <w:sz w:val="19"/>
+                <w:sz w:val="18"/>
               </w:rPr>
               <w:t>AGENCIA DE PROTECCIÓN DE DATOS PERSONALES DE CHILE (APDP)</w:t>
               <w:br/>
@@ -323,13 +390,13 @@
             <w:r>
               <w:rPr>
                 <w:b/>
-                <w:sz w:val="19"/>
+                <w:sz w:val="18"/>
               </w:rPr>
               <w:t xml:space="preserve">DE: </w:t>
             </w:r>
             <w:r>
               <w:rPr>
-                <w:sz w:val="19"/>
+                <w:sz w:val="18"/>
               </w:rPr>
               <w:t>[NOMBRE DE LA EMPRESA] | RUT: [RUT EMPRESA]</w:t>
               <w:br/>
@@ -337,13 +404,13 @@
             <w:r>
               <w:rPr>
                 <w:b/>
-                <w:sz w:val="19"/>
+                <w:sz w:val="18"/>
               </w:rPr>
               <w:t xml:space="preserve">FECHA Y HORA DEL INCIDENTE: </w:t>
             </w:r>
             <w:r>
               <w:rPr>
-                <w:sz w:val="19"/>
+                <w:sz w:val="18"/>
               </w:rPr>
               <w:t>[Indicar fecha y hora exacta del suceso]</w:t>
               <w:br/>
@@ -351,13 +418,13 @@
             <w:r>
               <w:rPr>
                 <w:b/>
-                <w:sz w:val="19"/>
+                <w:sz w:val="18"/>
               </w:rPr>
               <w:t xml:space="preserve">FECHA Y HORA DE DETECCIÓN: </w:t>
             </w:r>
             <w:r>
               <w:rPr>
-                <w:sz w:val="19"/>
+                <w:sz w:val="18"/>
               </w:rPr>
               <w:t>[Indicar cuándo se tomó conocimiento confirmado]</w:t>
               <w:br/>
@@ -365,80 +432,80 @@
             <w:r>
               <w:rPr>
                 <w:b/>
-                <w:sz w:val="19"/>
+                <w:sz w:val="18"/>
               </w:rPr>
               <w:t xml:space="preserve">1. NATURALEZA DE LA VULNERACIÓN: </w:t>
             </w:r>
             <w:r>
               <w:rPr>
-                <w:sz w:val="19"/>
+                <w:sz w:val="18"/>
               </w:rPr>
               <w:br/>
-              <w:t>[  ] Confidencialidad (Divulgación/Acceso no autorizado)</w:t>
+              <w:t>[  ] Confidencialidad (Divulgación o acceso no autorizado)</w:t>
               <w:br/>
-              <w:t>[  ] Integridad (Alteración indebida)</w:t>
+              <w:t>[  ] Integridad (Alteración o modificación indebida)</w:t>
               <w:br/>
-              <w:t>[  ] Disponibilidad (Pérdida/Destrucción o Ransomware)</w:t>
+              <w:t>[  ] Disponibilidad (Pérdida, destrucción o secuestro por Ransomware)</w:t>
               <w:br/>
             </w:r>
             <w:r>
               <w:rPr>
                 <w:b/>
-                <w:sz w:val="19"/>
+                <w:sz w:val="18"/>
               </w:rPr>
               <w:t xml:space="preserve">2. CATEGORÍAS Y NÚMERO APROXIMADO DE AFECTADOS: </w:t>
             </w:r>
             <w:r>
               <w:rPr>
-                <w:sz w:val="19"/>
+                <w:sz w:val="18"/>
               </w:rPr>
               <w:br/>
-              <w:t>[Describir si son clientes o trabajadores, y cantidad estimada]</w:t>
+              <w:t>[Describir si son clientes o trabajadores, y cantidad aproximada]</w:t>
               <w:br/>
             </w:r>
             <w:r>
               <w:rPr>
                 <w:b/>
-                <w:sz w:val="19"/>
+                <w:sz w:val="18"/>
               </w:rPr>
               <w:t xml:space="preserve">3. CONSECUENCIAS Y RIESGOS PREVISIBLES: </w:t>
             </w:r>
             <w:r>
               <w:rPr>
-                <w:sz w:val="19"/>
+                <w:sz w:val="18"/>
               </w:rPr>
               <w:br/>
-              <w:t>[Describir eventuales perjuicios económicos o reputacionales para los titulares]</w:t>
+              <w:t>[Describir eventuales perjuicios económicos, patrimoniales o reputacionales]</w:t>
               <w:br/>
             </w:r>
             <w:r>
               <w:rPr>
                 <w:b/>
-                <w:sz w:val="19"/>
+                <w:sz w:val="18"/>
               </w:rPr>
               <w:t xml:space="preserve">4. MEDIDAS CORRECTIVAS ADOPTADAS O PROPUESTAS: </w:t>
             </w:r>
             <w:r>
               <w:rPr>
-                <w:sz w:val="19"/>
+                <w:sz w:val="18"/>
               </w:rPr>
               <w:br/>
-              <w:t>[Detallar parches, desconexión y contención realizada]</w:t>
+              <w:t>[Detallar parches, desconexión de red, reseteo de claves y contención realizada]</w:t>
               <w:br/>
             </w:r>
             <w:r>
               <w:rPr>
                 <w:b/>
-                <w:sz w:val="19"/>
+                <w:sz w:val="18"/>
               </w:rPr>
-              <w:t xml:space="preserve">5. CONTACTO INSTITUCIONAL DE RESPUESTA: </w:t>
+              <w:t xml:space="preserve">5. PERSONA DE CONTACTO INSTITUCIONAL DE RESPUESTA: </w:t>
             </w:r>
             <w:r>
               <w:rPr>
-                <w:sz w:val="19"/>
+                <w:sz w:val="18"/>
               </w:rPr>
               <w:br/>
-              <w:t>Nombre del Representante: [Nombre]</w:t>
+              <w:t>Nombre del Representante: [Nombre y Cargo]</w:t>
               <w:br/>
               <w:t>Teléfono Directo: [Teléfono]</w:t>
               <w:br/>
@@ -451,7 +518,7 @@
     </w:tbl>
     <w:sectPr>
       <w:pgSz w:w="11909" w:h="16834"/>
-      <w:pgMar w:top="1296" w:right="1440" w:bottom="1296" w:left="1440" w:header="720" w:footer="720" w:gutter="0"/>
+      <w:pgMar w:top="1152" w:right="1224" w:bottom="1152" w:left="1224" w:header="720" w:footer="720" w:gutter="0"/>
       <w:cols w:space="720"/>
       <w:docGrid w:linePitch="360"/>
     </w:sectPr>

--- a/assets/5_Protocolo_Brechas_Seguridad_72h_Ley_21719.docx
+++ b/assets/5_Protocolo_Brechas_Seguridad_72h_Ley_21719.docx
@@ -23,7 +23,7 @@
           <w:color w:val="64748B"/>
           <w:sz w:val="17"/>
         </w:rPr>
-        <w:t>Kit Ley N° 21.719 de Protección de Datos Personales  •  Documento 5 Oficial  •  Formato Word Editable (.docx)</w:t>
+        <w:t>Kit Ley N° 21.719 de Protección de Datos Personales  •  Documento 5  •  Formato Word Editable (.docx)</w:t>
       </w:r>
     </w:p>
     <w:p>
@@ -258,7 +258,7 @@
           <w:color w:val="1E293B"/>
           <w:sz w:val="19"/>
         </w:rPr>
-        <w:t>Si la brecha entraña un riesgo para los derechos de los titulares, remitir el reporte oficial a la Agencia de Protección de Datos Personales sin dilación indebida, estableciendo como meta de cumplimiento operativo interno no superar las 72 horas desde que se tuvo conocimiento confirmado del incidente.</w:t>
+        <w:t>Si la brecha entraña un riesgo para los derechos de los titulares, remitir el reporte a la Agencia de Protección de Datos Personales sin dilación indebida, estableciendo como meta de cumplimiento operativo interno no superar las 72 horas desde que se tuvo conocimiento confirmado del incidente.</w:t>
       </w:r>
     </w:p>
     <w:p>
@@ -310,7 +310,7 @@
           <w:color w:val="64748B"/>
           <w:sz w:val="17"/>
         </w:rPr>
-        <w:t>Kit Ley N° 21.719 de Protección de Datos Personales  •  Documento 5 Oficial  •  Anexo: Formulario de Notificación APDP</w:t>
+        <w:t>Kit Ley N° 21.719 de Protección de Datos Personales  •  Documento 5  •  Anexo: Formulario de Notificación APDP</w:t>
       </w:r>
     </w:p>
     <w:p>
@@ -326,7 +326,7 @@
           <w:color w:val="0284C7"/>
           <w:sz w:val="21"/>
         </w:rPr>
-        <w:t>ANEXO: FORMULARIO OFICIAL DE REPORTE DE BRECHA A LA AGENCIA (72 HORAS)</w:t>
+        <w:t>ANEXO: FORMULARIO DE REPORTE DE BRECHA A LA AGENCIA (72 HORAS)</w:t>
       </w:r>
     </w:p>
     <w:p>

--- a/assets/5_Protocolo_Brechas_Seguridad_72h_Ley_21719.docx
+++ b/assets/5_Protocolo_Brechas_Seguridad_72h_Ley_21719.docx
@@ -11,10 +11,10 @@
         <w:rPr>
           <w:rFonts w:ascii="Calibri" w:hAnsi="Calibri"/>
           <w:b/>
-          <w:color w:val="0284C7"/>
+          <w:color w:val="00382E"/>
           <w:sz w:val="17"/>
         </w:rPr>
-        <w:t>CÁLCULO LABORAL CHILE  |  PLATAFORMA LEGALTECH</w:t>
+        <w:t>CálculoLaboral.cl</w:t>
         <w:br/>
       </w:r>
       <w:r>
@@ -68,7 +68,7 @@
         <w:rPr>
           <w:rFonts w:ascii="Calibri" w:hAnsi="Calibri"/>
           <w:b/>
-          <w:color w:val="0284C7"/>
+          <w:color w:val="00382E"/>
           <w:sz w:val="21"/>
         </w:rPr>
         <w:t>1. OBJETIVO</w:t>
@@ -98,7 +98,7 @@
         <w:rPr>
           <w:rFonts w:ascii="Calibri" w:hAnsi="Calibri"/>
           <w:b/>
-          <w:color w:val="0284C7"/>
+          <w:color w:val="00382E"/>
           <w:sz w:val="21"/>
         </w:rPr>
         <w:t>2. CLASIFICACIÓN DE INCIDENTES DE SEGURIDAD</w:t>
@@ -186,7 +186,7 @@
         <w:rPr>
           <w:rFonts w:ascii="Calibri" w:hAnsi="Calibri"/>
           <w:b/>
-          <w:color w:val="0284C7"/>
+          <w:color w:val="00382E"/>
           <w:sz w:val="21"/>
         </w:rPr>
         <w:t>3. PROTOCOLO DE RESPUESTA EN 4 FASES</w:t>
@@ -298,10 +298,10 @@
         <w:rPr>
           <w:rFonts w:ascii="Calibri" w:hAnsi="Calibri"/>
           <w:b/>
-          <w:color w:val="0284C7"/>
+          <w:color w:val="00382E"/>
           <w:sz w:val="17"/>
         </w:rPr>
-        <w:t>CÁLCULO LABORAL CHILE  |  PLATAFORMA LEGALTECH</w:t>
+        <w:t>CálculoLaboral.cl</w:t>
         <w:br/>
       </w:r>
       <w:r>
@@ -323,7 +323,7 @@
         <w:rPr>
           <w:rFonts w:ascii="Calibri" w:hAnsi="Calibri"/>
           <w:b/>
-          <w:color w:val="0284C7"/>
+          <w:color w:val="00382E"/>
           <w:sz w:val="21"/>
         </w:rPr>
         <w:t>ANEXO: FORMULARIO DE REPORTE DE BRECHA A LA AGENCIA (72 HORAS)</w:t>
@@ -359,7 +359,7 @@
         </w:trPr>
         <w:tc>
           <w:tcPr>
-            <w:tcW w:type="dxa" w:w="9461"/>
+            <w:tcW w:type="dxa" w:w="9360"/>
             <w:shd w:fill="F8FAFC"/>
             <w:tcMar>
               <w:top w:w="100" w:type="dxa"/>
@@ -375,6 +375,7 @@
             </w:pPr>
             <w:r>
               <w:rPr>
+                <w:rFonts w:ascii="Calibri" w:hAnsi="Calibri" w:cs="Calibri"/>
                 <w:b/>
                 <w:sz w:val="18"/>
               </w:rPr>
@@ -382,6 +383,7 @@
             </w:r>
             <w:r>
               <w:rPr>
+                <w:rFonts w:ascii="Calibri" w:hAnsi="Calibri" w:cs="Calibri"/>
                 <w:sz w:val="18"/>
               </w:rPr>
               <w:t>AGENCIA DE PROTECCIÓN DE DATOS PERSONALES DE CHILE (APDP)</w:t>
@@ -389,6 +391,7 @@
             </w:r>
             <w:r>
               <w:rPr>
+                <w:rFonts w:ascii="Calibri" w:hAnsi="Calibri" w:cs="Calibri"/>
                 <w:b/>
                 <w:sz w:val="18"/>
               </w:rPr>
@@ -396,6 +399,7 @@
             </w:r>
             <w:r>
               <w:rPr>
+                <w:rFonts w:ascii="Calibri" w:hAnsi="Calibri" w:cs="Calibri"/>
                 <w:sz w:val="18"/>
               </w:rPr>
               <w:t>[NOMBRE DE LA EMPRESA] | RUT: [RUT EMPRESA]</w:t>
@@ -403,6 +407,7 @@
             </w:r>
             <w:r>
               <w:rPr>
+                <w:rFonts w:ascii="Calibri" w:hAnsi="Calibri" w:cs="Calibri"/>
                 <w:b/>
                 <w:sz w:val="18"/>
               </w:rPr>
@@ -410,6 +415,7 @@
             </w:r>
             <w:r>
               <w:rPr>
+                <w:rFonts w:ascii="Calibri" w:hAnsi="Calibri" w:cs="Calibri"/>
                 <w:sz w:val="18"/>
               </w:rPr>
               <w:t>[Indicar fecha y hora exacta del suceso]</w:t>
@@ -417,6 +423,7 @@
             </w:r>
             <w:r>
               <w:rPr>
+                <w:rFonts w:ascii="Calibri" w:hAnsi="Calibri" w:cs="Calibri"/>
                 <w:b/>
                 <w:sz w:val="18"/>
               </w:rPr>
@@ -424,6 +431,7 @@
             </w:r>
             <w:r>
               <w:rPr>
+                <w:rFonts w:ascii="Calibri" w:hAnsi="Calibri" w:cs="Calibri"/>
                 <w:sz w:val="18"/>
               </w:rPr>
               <w:t>[Indicar cuándo se tomó conocimiento confirmado]</w:t>
@@ -431,6 +439,7 @@
             </w:r>
             <w:r>
               <w:rPr>
+                <w:rFonts w:ascii="Calibri" w:hAnsi="Calibri" w:cs="Calibri"/>
                 <w:b/>
                 <w:sz w:val="18"/>
               </w:rPr>
@@ -438,6 +447,7 @@
             </w:r>
             <w:r>
               <w:rPr>
+                <w:rFonts w:ascii="Calibri" w:hAnsi="Calibri" w:cs="Calibri"/>
                 <w:sz w:val="18"/>
               </w:rPr>
               <w:br/>
@@ -450,6 +460,7 @@
             </w:r>
             <w:r>
               <w:rPr>
+                <w:rFonts w:ascii="Calibri" w:hAnsi="Calibri" w:cs="Calibri"/>
                 <w:b/>
                 <w:sz w:val="18"/>
               </w:rPr>
@@ -457,6 +468,7 @@
             </w:r>
             <w:r>
               <w:rPr>
+                <w:rFonts w:ascii="Calibri" w:hAnsi="Calibri" w:cs="Calibri"/>
                 <w:sz w:val="18"/>
               </w:rPr>
               <w:br/>
@@ -465,6 +477,7 @@
             </w:r>
             <w:r>
               <w:rPr>
+                <w:rFonts w:ascii="Calibri" w:hAnsi="Calibri" w:cs="Calibri"/>
                 <w:b/>
                 <w:sz w:val="18"/>
               </w:rPr>
@@ -472,6 +485,7 @@
             </w:r>
             <w:r>
               <w:rPr>
+                <w:rFonts w:ascii="Calibri" w:hAnsi="Calibri" w:cs="Calibri"/>
                 <w:sz w:val="18"/>
               </w:rPr>
               <w:br/>
@@ -480,6 +494,7 @@
             </w:r>
             <w:r>
               <w:rPr>
+                <w:rFonts w:ascii="Calibri" w:hAnsi="Calibri" w:cs="Calibri"/>
                 <w:b/>
                 <w:sz w:val="18"/>
               </w:rPr>
@@ -487,6 +502,7 @@
             </w:r>
             <w:r>
               <w:rPr>
+                <w:rFonts w:ascii="Calibri" w:hAnsi="Calibri" w:cs="Calibri"/>
                 <w:sz w:val="18"/>
               </w:rPr>
               <w:br/>
@@ -495,6 +511,7 @@
             </w:r>
             <w:r>
               <w:rPr>
+                <w:rFonts w:ascii="Calibri" w:hAnsi="Calibri" w:cs="Calibri"/>
                 <w:b/>
                 <w:sz w:val="18"/>
               </w:rPr>
@@ -502,6 +519,7 @@
             </w:r>
             <w:r>
               <w:rPr>
+                <w:rFonts w:ascii="Calibri" w:hAnsi="Calibri" w:cs="Calibri"/>
                 <w:sz w:val="18"/>
               </w:rPr>
               <w:br/>

--- a/assets/5_Protocolo_Brechas_Seguridad_72h_Ley_21719.docx
+++ b/assets/5_Protocolo_Brechas_Seguridad_72h_Ley_21719.docx
@@ -534,6 +534,19 @@
         </w:tc>
       </w:tr>
     </w:tbl>
+    <w:p>
+      <w:pPr>
+        <w:spacing w:before="120" w:after="0"/>
+      </w:pPr>
+      <w:r>
+        <w:rPr>
+          <w:rFonts w:ascii="Calibri" w:hAnsi="Calibri" w:cs="Calibri"/>
+          <w:color w:val="64748B"/>
+          <w:sz w:val="14"/>
+        </w:rPr>
+        <w:t xml:space="preserve">Versión 2026.10 (octubre de 2026). Modelo de referencia basado en la normativa vigente a esa fecha; no constituye asesoría legal. Si tu caso tiene particularidades, revísalo con un abogado antes de firmar. La Ley 21.719 rige desde el 1 de diciembre de 2026.</w:t>
+      </w:r>
+    </w:p>
     <w:sectPr>
       <w:pgSz w:w="11909" w:h="16834"/>
       <w:pgMar w:top="1152" w:right="1224" w:bottom="1152" w:left="1224" w:header="720" w:footer="720" w:gutter="0"/>
